--- a/MANUEL.docx
+++ b/MANUEL.docx
@@ -16,7 +16,7 @@
           <w:i/>
           <w:color w:val="595959"/>
         </w:rPr>
-        <w:t>Le système d'indication pour travailler avec des sessions d'IA · version du 2026-10-03</w:t>
+        <w:t>Le système d'indication pour travailler avec des sessions d'IA · version du 2026-10-05</w:t>
       </w:r>
     </w:p>
     <w:p>
@@ -354,6 +354,14 @@
       </w:pPr>
       <w:r>
         <w:t>Deux cibles liées (glisser un fichier dans un dossier, ou cliquer ici puis là) : une ligne fléchée va de la première à la seconde, leurs encadrés portent 1 et 2, et des étiquettes disent « prends ceci » et « dépose ici ».</w:t>
+      </w:r>
+    </w:p>
+    <w:p>
+      <w:pPr>
+        <w:pStyle w:val="ListBullet"/>
+      </w:pPr>
+      <w:r>
+        <w:t>La balise : sur la ligne, juste avant la cible, une petite étiquette dit où elle est exactement : l'app, l'onglet, le bouton (« Chrome › onglet « Gemini » › bouton « Envoyer » »). Si une autre fenêtre couvre la cible, une puce ambre dit laquelle, et l'étape 1 montre d'abord le bouton de l'app dans la barre des tâches ; un onglet caché se montre d'abord aussi. La balise ne couvre jamais la cible : elle recule le long de la ligne, et s'efface quand ta souris est tout près (Réglages, Guidage).</w:t>
       </w:r>
     </w:p>
     <w:p>
@@ -1162,7 +1170,7 @@
               <w:rPr>
                 <w:sz w:val="18"/>
               </w:rPr>
-              <w:t>Papier (claires) ; Aux couleurs du thème</w:t>
+              <w:t>Papier (claires) ; Aux couleurs du thème ; Sombres</w:t>
             </w:r>
           </w:p>
         </w:tc>
@@ -1192,6 +1200,65 @@
                 <w:sz w:val="18"/>
               </w:rPr>
               <w:t>bulles_couleurs</w:t>
+            </w:r>
+          </w:p>
+        </w:tc>
+      </w:tr>
+      <w:tr>
+        <w:tc>
+          <w:tcPr>
+            <w:tcW w:type="dxa" w:w="2736"/>
+          </w:tcPr>
+          <w:p>
+            <w:r/>
+            <w:r>
+              <w:rPr>
+                <w:sz w:val="18"/>
+              </w:rPr>
+              <w:t>Une bulle près de la cible (sinon, la consigne reste dans le panneau)</w:t>
+            </w:r>
+          </w:p>
+        </w:tc>
+        <w:tc>
+          <w:tcPr>
+            <w:tcW w:type="dxa" w:w="3744"/>
+          </w:tcPr>
+          <w:p>
+            <w:r/>
+            <w:r>
+              <w:rPr>
+                <w:sz w:val="18"/>
+              </w:rPr>
+              <w:t>oui ou non</w:t>
+            </w:r>
+          </w:p>
+        </w:tc>
+        <w:tc>
+          <w:tcPr>
+            <w:tcW w:type="dxa" w:w="1728"/>
+          </w:tcPr>
+          <w:p>
+            <w:r/>
+            <w:r>
+              <w:rPr>
+                <w:sz w:val="18"/>
+              </w:rPr>
+              <w:t>non</w:t>
+            </w:r>
+          </w:p>
+        </w:tc>
+        <w:tc>
+          <w:tcPr>
+            <w:tcW w:type="dxa" w:w="1872"/>
+          </w:tcPr>
+          <w:p>
+            <w:r/>
+            <w:r>
+              <w:rPr>
+                <w:rFonts w:ascii="Consolas" w:hAnsi="Consolas"/>
+                <w:sz w:val="18"/>
+              </w:rPr>
+              <w:t>bulle_cible</w:t>
             </w:r>
           </w:p>
         </w:tc>
@@ -1763,6 +1830,183 @@
               <w:rPr>
                 <w:sz w:val="18"/>
               </w:rPr>
+              <w:t>Une balise sur la ligne : où est exactement la cible (l'app, l'onglet, ce qui la couvre)</w:t>
+            </w:r>
+          </w:p>
+        </w:tc>
+        <w:tc>
+          <w:tcPr>
+            <w:tcW w:type="dxa" w:w="3744"/>
+          </w:tcPr>
+          <w:p>
+            <w:r/>
+            <w:r>
+              <w:rPr>
+                <w:sz w:val="18"/>
+              </w:rPr>
+              <w:t>oui ou non</w:t>
+            </w:r>
+          </w:p>
+        </w:tc>
+        <w:tc>
+          <w:tcPr>
+            <w:tcW w:type="dxa" w:w="1728"/>
+          </w:tcPr>
+          <w:p>
+            <w:r/>
+            <w:r>
+              <w:rPr>
+                <w:sz w:val="18"/>
+              </w:rPr>
+              <w:t>oui</w:t>
+            </w:r>
+          </w:p>
+        </w:tc>
+        <w:tc>
+          <w:tcPr>
+            <w:tcW w:type="dxa" w:w="1872"/>
+          </w:tcPr>
+          <w:p>
+            <w:r/>
+            <w:r>
+              <w:rPr>
+                <w:rFonts w:ascii="Consolas" w:hAnsi="Consolas"/>
+                <w:sz w:val="18"/>
+              </w:rPr>
+              <w:t>balise</w:t>
+            </w:r>
+          </w:p>
+        </w:tc>
+      </w:tr>
+      <w:tr>
+        <w:tc>
+          <w:tcPr>
+            <w:tcW w:type="dxa" w:w="2736"/>
+          </w:tcPr>
+          <w:p>
+            <w:r/>
+            <w:r>
+              <w:rPr>
+                <w:sz w:val="18"/>
+              </w:rPr>
+              <w:t>Ce que dit la balise</w:t>
+            </w:r>
+          </w:p>
+        </w:tc>
+        <w:tc>
+          <w:tcPr>
+            <w:tcW w:type="dxa" w:w="3744"/>
+          </w:tcPr>
+          <w:p>
+            <w:r/>
+            <w:r>
+              <w:rPr>
+                <w:sz w:val="18"/>
+              </w:rPr>
+              <w:t>Tout le chemin ; L'app et l'élément</w:t>
+            </w:r>
+          </w:p>
+        </w:tc>
+        <w:tc>
+          <w:tcPr>
+            <w:tcW w:type="dxa" w:w="1728"/>
+          </w:tcPr>
+          <w:p>
+            <w:r/>
+            <w:r>
+              <w:rPr>
+                <w:sz w:val="18"/>
+              </w:rPr>
+              <w:t>Tout le chemin</w:t>
+            </w:r>
+          </w:p>
+        </w:tc>
+        <w:tc>
+          <w:tcPr>
+            <w:tcW w:type="dxa" w:w="1872"/>
+          </w:tcPr>
+          <w:p>
+            <w:r/>
+            <w:r>
+              <w:rPr>
+                <w:rFonts w:ascii="Consolas" w:hAnsi="Consolas"/>
+                <w:sz w:val="18"/>
+              </w:rPr>
+              <w:t>balise_detail</w:t>
+            </w:r>
+          </w:p>
+        </w:tc>
+      </w:tr>
+      <w:tr>
+        <w:tc>
+          <w:tcPr>
+            <w:tcW w:type="dxa" w:w="2736"/>
+          </w:tcPr>
+          <w:p>
+            <w:r/>
+            <w:r>
+              <w:rPr>
+                <w:sz w:val="18"/>
+              </w:rPr>
+              <w:t>Le halo de la balise respire lentement</w:t>
+            </w:r>
+          </w:p>
+        </w:tc>
+        <w:tc>
+          <w:tcPr>
+            <w:tcW w:type="dxa" w:w="3744"/>
+          </w:tcPr>
+          <w:p>
+            <w:r/>
+            <w:r>
+              <w:rPr>
+                <w:sz w:val="18"/>
+              </w:rPr>
+              <w:t>oui ou non</w:t>
+            </w:r>
+          </w:p>
+        </w:tc>
+        <w:tc>
+          <w:tcPr>
+            <w:tcW w:type="dxa" w:w="1728"/>
+          </w:tcPr>
+          <w:p>
+            <w:r/>
+            <w:r>
+              <w:rPr>
+                <w:sz w:val="18"/>
+              </w:rPr>
+              <w:t>non</w:t>
+            </w:r>
+          </w:p>
+        </w:tc>
+        <w:tc>
+          <w:tcPr>
+            <w:tcW w:type="dxa" w:w="1872"/>
+          </w:tcPr>
+          <w:p>
+            <w:r/>
+            <w:r>
+              <w:rPr>
+                <w:rFonts w:ascii="Consolas" w:hAnsi="Consolas"/>
+                <w:sz w:val="18"/>
+              </w:rPr>
+              <w:t>balise_respire</w:t>
+            </w:r>
+          </w:p>
+        </w:tc>
+      </w:tr>
+      <w:tr>
+        <w:tc>
+          <w:tcPr>
+            <w:tcW w:type="dxa" w:w="2736"/>
+          </w:tcPr>
+          <w:p>
+            <w:r/>
+            <w:r>
+              <w:rPr>
+                <w:sz w:val="18"/>
+              </w:rPr>
               <w:t>Flèches creuses (juste le contour)</w:t>
             </w:r>
           </w:p>
@@ -3619,6 +3863,65 @@
               <w:rPr>
                 <w:sz w:val="18"/>
               </w:rPr>
+              <w:t>Sans pigeons, encadrer où chaque IA travaille (avec son nom)</w:t>
+            </w:r>
+          </w:p>
+        </w:tc>
+        <w:tc>
+          <w:tcPr>
+            <w:tcW w:type="dxa" w:w="3744"/>
+          </w:tcPr>
+          <w:p>
+            <w:r/>
+            <w:r>
+              <w:rPr>
+                <w:sz w:val="18"/>
+              </w:rPr>
+              <w:t>oui ou non</w:t>
+            </w:r>
+          </w:p>
+        </w:tc>
+        <w:tc>
+          <w:tcPr>
+            <w:tcW w:type="dxa" w:w="1728"/>
+          </w:tcPr>
+          <w:p>
+            <w:r/>
+            <w:r>
+              <w:rPr>
+                <w:sz w:val="18"/>
+              </w:rPr>
+              <w:t>oui</w:t>
+            </w:r>
+          </w:p>
+        </w:tc>
+        <w:tc>
+          <w:tcPr>
+            <w:tcW w:type="dxa" w:w="1872"/>
+          </w:tcPr>
+          <w:p>
+            <w:r/>
+            <w:r>
+              <w:rPr>
+                <w:rFonts w:ascii="Consolas" w:hAnsi="Consolas"/>
+                <w:sz w:val="18"/>
+              </w:rPr>
+              <w:t>encadres_travail</w:t>
+            </w:r>
+          </w:p>
+        </w:tc>
+      </w:tr>
+      <w:tr>
+        <w:tc>
+          <w:tcPr>
+            <w:tcW w:type="dxa" w:w="2736"/>
+          </w:tcPr>
+          <w:p>
+            <w:r/>
+            <w:r>
+              <w:rPr>
+                <w:sz w:val="18"/>
+              </w:rPr>
               <w:t>Style</w:t>
             </w:r>
           </w:p>
@@ -5097,6 +5400,68 @@
                 <w:rFonts w:ascii="Consolas" w:hAnsi="Consolas"/>
                 <w:sz w:val="18"/>
               </w:rPr>
+              <w:t>--onglet TITRE</w:t>
+            </w:r>
+          </w:p>
+        </w:tc>
+        <w:tc>
+          <w:tcPr>
+            <w:tcW w:type="dxa" w:w="6048"/>
+          </w:tcPr>
+          <w:p>
+            <w:r/>
+            <w:r>
+              <w:rPr>
+                <w:sz w:val="18"/>
+              </w:rPr>
+              <w:t>avec --fenetre, l'onglet d'un navigateur où est la cible : s'il est caché, le guidage le montre d'abord (l'automatisation de Windows ne voit que la page de l'onglet affiché)</w:t>
+            </w:r>
+          </w:p>
+        </w:tc>
+      </w:tr>
+      <w:tr>
+        <w:tc>
+          <w:tcPr>
+            <w:tcW w:type="dxa" w:w="4032"/>
+          </w:tcPr>
+          <w:p>
+            <w:r/>
+            <w:r>
+              <w:rPr>
+                <w:rFonts w:ascii="Consolas" w:hAnsi="Consolas"/>
+                <w:sz w:val="18"/>
+              </w:rPr>
+              <w:t>--page X Y L H, --echelle F</w:t>
+            </w:r>
+          </w:p>
+        </w:tc>
+        <w:tc>
+          <w:tcPr>
+            <w:tcW w:type="dxa" w:w="6048"/>
+          </w:tcPr>
+          <w:p>
+            <w:r/>
+            <w:r>
+              <w:rPr>
+                <w:sz w:val="18"/>
+              </w:rPr>
+              <w:t>un élément sans nom d'une page web : le rectangle de getBoundingClientRect() en pixels CSS, et window.devicePixelRatio ; --element est préférable : il suit le bouton s'il bouge</w:t>
+            </w:r>
+          </w:p>
+        </w:tc>
+      </w:tr>
+      <w:tr>
+        <w:tc>
+          <w:tcPr>
+            <w:tcW w:type="dxa" w:w="4032"/>
+          </w:tcPr>
+          <w:p>
+            <w:r/>
+            <w:r>
+              <w:rPr>
+                <w:rFonts w:ascii="Consolas" w:hAnsi="Consolas"/>
+                <w:sz w:val="18"/>
+              </w:rPr>
               <w:t>--point X Y</w:t>
             </w:r>
           </w:p>
@@ -5111,7 +5476,69 @@
               <w:rPr>
                 <w:sz w:val="18"/>
               </w:rPr>
-              <w:t>un point de l'écran, en pixels physiques</w:t>
+              <w:t>un point de l'écran, en pixels physiques ; avec --dans TITRE, si une autre fenêtre couvre le point, le guidage ramène d'abord celle-là devant</w:t>
+            </w:r>
+          </w:p>
+        </w:tc>
+      </w:tr>
+      <w:tr>
+        <w:tc>
+          <w:tcPr>
+            <w:tcW w:type="dxa" w:w="4032"/>
+          </w:tcPr>
+          <w:p>
+            <w:r/>
+            <w:r>
+              <w:rPr>
+                <w:rFonts w:ascii="Consolas" w:hAnsi="Consolas"/>
+                <w:sz w:val="18"/>
+              </w:rPr>
+              <w:t>--liste</w:t>
+            </w:r>
+          </w:p>
+        </w:tc>
+        <w:tc>
+          <w:tcPr>
+            <w:tcW w:type="dxa" w:w="6048"/>
+          </w:tcPr>
+          <w:p>
+            <w:r/>
+            <w:r>
+              <w:rPr>
+                <w:sz w:val="18"/>
+              </w:rPr>
+              <w:t>avec --fenetre (et --onglet) : les onglets et les éléments cliquables visibles, pour viser juste ; rien n'est montré</w:t>
+            </w:r>
+          </w:p>
+        </w:tc>
+      </w:tr>
+      <w:tr>
+        <w:tc>
+          <w:tcPr>
+            <w:tcW w:type="dxa" w:w="4032"/>
+          </w:tcPr>
+          <w:p>
+            <w:r/>
+            <w:r>
+              <w:rPr>
+                <w:rFonts w:ascii="Consolas" w:hAnsi="Consolas"/>
+                <w:sz w:val="18"/>
+              </w:rPr>
+              <w:t>--sans-attendre</w:t>
+            </w:r>
+          </w:p>
+        </w:tc>
+        <w:tc>
+          <w:tcPr>
+            <w:tcW w:type="dxa" w:w="6048"/>
+          </w:tcPr>
+          <w:p>
+            <w:r/>
+            <w:r>
+              <w:rPr>
+                <w:sz w:val="18"/>
+              </w:rPr>
+              <w:t>ne pas attendre la réponse : par défaut, montre.py attend le guetteur (5 s au plus) et dit si la cible est trouvée, où (l'app, l'onglet, l'écran), et sinon pourquoi, avec les noms proches ; code de sortie 0 trouvée, 1 pas trouvée, 2 je ne sais pas</w:t>
             </w:r>
           </w:p>
         </w:tc>
@@ -5915,7 +6342,17 @@
         <w:t>python annonce.py --qui CHEMIN --session ag</w:t>
       </w:r>
       <w:r>
-        <w:t>. Code de sortie 0 : libre (avec un « attention » si une autre IA travaille dans le même dossier) ; 1 : occupé (une autre IA a écrit ce fichier depuis 10 min, ou travaille dessus) ; 2 : je ne sais pas (les pigeons ne tournent pas).</w:t>
+        <w:t xml:space="preserve">. Code de sortie 0 : libre (avec un « attention » si une autre IA travaille dans le même dossier) ; 1 : occupé (une autre IA a écrit ce fichier depuis 10 min, ou travaille dessus) ; 2 : je ne sais pas, et le message dit pourquoi : les pigeons ne tournent pas, ou ils tournent mais leur registre est figé (leur guetteur ne fait plus son tour ; ils le relancent seuls en 2 min). </w:t>
+      </w:r>
+      <w:r>
+        <w:rPr>
+          <w:rFonts w:ascii="Consolas" w:hAnsi="Consolas"/>
+          <w:sz w:val="18"/>
+        </w:rPr>
+        <w:t>montre.py</w:t>
+      </w:r>
+      <w:r>
+        <w:t xml:space="preserve"> fait la même différence.</w:t>
       </w:r>
     </w:p>
     <w:p>
@@ -5952,7 +6389,7 @@
         <w:t>preuve_pigeons.py</w:t>
       </w:r>
       <w:r>
-        <w:t xml:space="preserve"> (environ 4200 lignes), en trois parties qui se parlent par un état partagé.</w:t>
+        <w:t xml:space="preserve"> (environ 5300 lignes), en trois parties qui se parlent par un état partagé.</w:t>
       </w:r>
     </w:p>
     <w:p>

--- a/MANUEL.docx
+++ b/MANUEL.docx
@@ -16,7 +16,7 @@
           <w:i/>
           <w:color w:val="595959"/>
         </w:rPr>
-        <w:t>Le système d'indication pour travailler avec des sessions d'IA · version du 2026-10-05</w:t>
+        <w:t>Le système d'indication pour travailler avec des sessions d'IA · version du 2026-10-06</w:t>
       </w:r>
     </w:p>
     <w:p>
@@ -483,7 +483,7 @@
         <w:pStyle w:val="ListBullet"/>
       </w:pPr>
       <w:r>
-        <w:t>Aide active : quand une session te demande d'aller dans un dossier, d'ouvrir un fichier ou une fenêtre, sa carte offre « Ouvrir le dossier », « Ouvrir le fichier » ou « Amener devant ».</w:t>
+        <w:t>Nouvelle séance : quand la session donne un prompt à coller dans une séance neuve, ce bouton le copie et ouvre une nouvelle session dans le bon dossier de l'app Claude. Il reste à coller (Ctrl+V) et à envoyer.</w:t>
       </w:r>
     </w:p>
     <w:p>
@@ -491,6 +491,14 @@
         <w:pStyle w:val="ListBullet"/>
       </w:pPr>
       <w:r>
+        <w:t>Aide active : quand une session te demande d'aller dans un dossier, d'ouvrir un fichier ou une fenêtre, sa carte offre « Ouvrir le dossier », « Ouvrir le fichier » ou « Amener devant ».</w:t>
+      </w:r>
+    </w:p>
+    <w:p>
+      <w:pPr>
+        <w:pStyle w:val="ListBullet"/>
+      </w:pPr>
+      <w:r>
         <w:t>Au travail : « Dossier » ouvre l'endroit où la session travaille ; la ligne dit depuis quand dure son tour et la taille de son contexte (une compaction vient près de la limite) ; un avertissement si deux sessions travaillent dans le même dossier.</w:t>
       </w:r>
     </w:p>
@@ -589,6 +597,11 @@
     <w:p>
       <w:r>
         <w:t>La coordination : les pigeons tiennent activite.json à jour (qui travaille où, toutes les 2 s). Une autre IA s'annonce par annonce.py --session nom --fichier CHEMIN --ecrit, et demande avant d'écrire : annonce.py --qui CHEMIN (libre, occupé). Le panneau avertit quand deux IA écrivent le même fichier.</w:t>
+      </w:r>
+    </w:p>
+    <w:p>
+      <w:r>
+        <w:t>Le serveur MCP (pigeons_mcp.py) : les mêmes outils dans la liste d'outils de chaque IA (montrer, lister, effacer, terminer, qui_travaille, annoncer, etat), sans ligne de commande à retenir. Branché dans Claude Code, Codex, Antigravity et l'app Claude (sous le nom « pigeons-cowork »). Un crochet de Claude Code rappelle les pigeons à chaque session qui s'ouvre ; un autre te demande ton accord avant qu'une session écrive un fichier qu'une autre IA a écrit il y a moins de 5 min.</w:t>
       </w:r>
     </w:p>
     <w:p>
@@ -6389,7 +6402,7 @@
         <w:t>preuve_pigeons.py</w:t>
       </w:r>
       <w:r>
-        <w:t xml:space="preserve"> (environ 5300 lignes), en trois parties qui se parlent par un état partagé.</w:t>
+        <w:t xml:space="preserve"> (environ 5600 lignes), en trois parties qui se parlent par un état partagé.</w:t>
       </w:r>
     </w:p>
     <w:p>
